--- a/output/tables/GEO/GSE39582/cox_OS.docx
+++ b/output/tables/GEO/GSE39582/cox_OS.docx
@@ -25,7 +25,7 @@
         <w:ind w:left="60" w:right="60" w:firstLine="0" w:firstLineChars="0"/>
       </w:pPr>
       <w:r>
-        <w:t xml:space="preserve">Cox regression for overall survival: MS4A1 expression, GSE39582 (CIT, colon)</w:t>
+        <w:t xml:space="preserve">Cox regression for overall survival: ROCK2 expression, GSE39582 (CIT, colon)</w:t>
       </w:r>
     </w:p>
     <w:tbl xmlns:a="http://schemas.openxmlformats.org/drawingml/2006/main" xmlns:pic="http://schemas.openxmlformats.org/drawingml/2006/picture">
@@ -36,11 +36,11 @@
       </w:tblPr>
       <w:tblGrid>
         <w:gridCol w:w="3360"/>
-        <w:gridCol w:w="3060"/>
+        <w:gridCol w:w="3080"/>
         <w:gridCol w:w="1305"/>
         <w:gridCol w:w="681"/>
         <w:gridCol w:w="931"/>
-        <w:gridCol w:w="1791"/>
+        <w:gridCol w:w="1701"/>
         <w:gridCol w:w="917"/>
         <w:gridCol w:w="1136"/>
       </w:tblGrid>
@@ -600,7 +600,7 @@
                 <w:szCs w:val="18"/>
                 <w:color w:val="000000"/>
               </w:rPr>
-              <w:t xml:space="preserve">MS4A1 expression</w:t>
+              <w:t xml:space="preserve">ROCK2 expression</w:t>
             </w:r>
           </w:p>
         </w:tc>
@@ -765,7 +765,7 @@
                 <w:szCs w:val="18"/>
                 <w:color w:val="000000"/>
               </w:rPr>
-              <w:t xml:space="preserve">97</w:t>
+              <w:t xml:space="preserve">100</w:t>
             </w:r>
           </w:p>
         </w:tc>
@@ -1210,117 +1210,117 @@
                 <w:szCs w:val="18"/>
                 <w:color w:val="000000"/>
               </w:rPr>
-              <w:t xml:space="preserve">94</w:t>
-            </w:r>
-          </w:p>
-        </w:tc>
-        <w:tc>
-          <w:tcPr>
-            <w:tcBorders>
-              <w:bottom w:val="none" w:sz="0" w:space="0" w:color="000000"/>
-              <w:top w:val="none" w:sz="0" w:space="0" w:color="000000"/>
-              <w:left w:val="none" w:sz="0" w:space="0" w:color="000000"/>
-              <w:right w:val="none" w:sz="0" w:space="0" w:color="000000"/>
-            </w:tcBorders>
-            <w:shd w:val="clear" w:color="auto" w:fill="FFFFFF"/>
-            <w:tcMar>
-              <w:top w:w="0" w:type="dxa"/>
-              <w:bottom w:w="0" w:type="dxa"/>
-              <w:left w:w="0" w:type="dxa"/>
-              <w:right w:w="0" w:type="dxa"/>
-            </w:tcMar>
-            <w:vAlign w:val="center"/>
-          </w:tcPr>
-          <w:p>
-            <w:pPr>
-              <w:pStyle w:val="Normal"/>
-              <w:jc w:val="left"/>
-              <w:pBdr>
-                <w:bottom w:val="none" w:sz="0" w:space="0" w:color="000000"/>
-                <w:top w:val="none" w:sz="0" w:space="0" w:color="000000"/>
-                <w:left w:val="none" w:sz="0" w:space="0" w:color="000000"/>
-                <w:right w:val="none" w:sz="0" w:space="0" w:color="000000"/>
-              </w:pBdr>
-              <w:spacing w:after="100" w:before="100" w:line="240"/>
-              <w:ind w:left="100" w:right="100" w:firstLine="0" w:firstLineChars="0"/>
-              <w:rPr>
-                <w:rFonts w:ascii="Times New Roman" w:hAnsi="Times New Roman" w:eastAsia="Times New Roman" w:cs="Times New Roman"/>
-                <w:i w:val="false"/>
-                <w:b w:val="false"/>
-                <w:u w:val="none"/>
-                <w:strike w:val="false"/>
-                <w:sz w:val="18"/>
-                <w:szCs w:val="18"/>
-                <w:color w:val="000000"/>
-              </w:rPr>
-            </w:pPr>
-            <w:r>
-              <w:rPr>
-                <w:rFonts w:ascii="Times New Roman" w:hAnsi="Times New Roman" w:eastAsia="Times New Roman" w:cs="Times New Roman"/>
-                <w:i w:val="false"/>
-                <w:b w:val="false"/>
-                <w:u w:val="none"/>
-                <w:strike w:val="false"/>
-                <w:sz w:val="18"/>
-                <w:szCs w:val="18"/>
-                <w:color w:val="000000"/>
-              </w:rPr>
-              <w:t xml:space="preserve">1.04 (0.78–1.38)</w:t>
-            </w:r>
-          </w:p>
-        </w:tc>
-        <w:tc>
-          <w:tcPr>
-            <w:tcBorders>
-              <w:bottom w:val="none" w:sz="0" w:space="0" w:color="000000"/>
-              <w:top w:val="none" w:sz="0" w:space="0" w:color="000000"/>
-              <w:left w:val="none" w:sz="0" w:space="0" w:color="000000"/>
-              <w:right w:val="none" w:sz="0" w:space="0" w:color="000000"/>
-            </w:tcBorders>
-            <w:shd w:val="clear" w:color="auto" w:fill="FFFFFF"/>
-            <w:tcMar>
-              <w:top w:w="0" w:type="dxa"/>
-              <w:bottom w:w="0" w:type="dxa"/>
-              <w:left w:w="0" w:type="dxa"/>
-              <w:right w:w="0" w:type="dxa"/>
-            </w:tcMar>
-            <w:vAlign w:val="center"/>
-          </w:tcPr>
-          <w:p>
-            <w:pPr>
-              <w:pStyle w:val="Normal"/>
-              <w:jc w:val="left"/>
-              <w:pBdr>
-                <w:bottom w:val="none" w:sz="0" w:space="0" w:color="000000"/>
-                <w:top w:val="none" w:sz="0" w:space="0" w:color="000000"/>
-                <w:left w:val="none" w:sz="0" w:space="0" w:color="000000"/>
-                <w:right w:val="none" w:sz="0" w:space="0" w:color="000000"/>
-              </w:pBdr>
-              <w:spacing w:after="100" w:before="100" w:line="240"/>
-              <w:ind w:left="100" w:right="100" w:firstLine="0" w:firstLineChars="0"/>
-              <w:rPr>
-                <w:rFonts w:ascii="Times New Roman" w:hAnsi="Times New Roman" w:eastAsia="Times New Roman" w:cs="Times New Roman"/>
-                <w:i w:val="false"/>
-                <w:b w:val="false"/>
-                <w:u w:val="none"/>
-                <w:strike w:val="false"/>
-                <w:sz w:val="18"/>
-                <w:szCs w:val="18"/>
-                <w:color w:val="000000"/>
-              </w:rPr>
-            </w:pPr>
-            <w:r>
-              <w:rPr>
-                <w:rFonts w:ascii="Times New Roman" w:hAnsi="Times New Roman" w:eastAsia="Times New Roman" w:cs="Times New Roman"/>
-                <w:i w:val="false"/>
-                <w:b w:val="false"/>
-                <w:u w:val="none"/>
-                <w:strike w:val="false"/>
-                <w:sz w:val="18"/>
-                <w:szCs w:val="18"/>
-                <w:color w:val="000000"/>
-              </w:rPr>
-              <w:t xml:space="preserve">0.797</w:t>
+              <w:t xml:space="preserve">91</w:t>
+            </w:r>
+          </w:p>
+        </w:tc>
+        <w:tc>
+          <w:tcPr>
+            <w:tcBorders>
+              <w:bottom w:val="none" w:sz="0" w:space="0" w:color="000000"/>
+              <w:top w:val="none" w:sz="0" w:space="0" w:color="000000"/>
+              <w:left w:val="none" w:sz="0" w:space="0" w:color="000000"/>
+              <w:right w:val="none" w:sz="0" w:space="0" w:color="000000"/>
+            </w:tcBorders>
+            <w:shd w:val="clear" w:color="auto" w:fill="FFFFFF"/>
+            <w:tcMar>
+              <w:top w:w="0" w:type="dxa"/>
+              <w:bottom w:w="0" w:type="dxa"/>
+              <w:left w:w="0" w:type="dxa"/>
+              <w:right w:w="0" w:type="dxa"/>
+            </w:tcMar>
+            <w:vAlign w:val="center"/>
+          </w:tcPr>
+          <w:p>
+            <w:pPr>
+              <w:pStyle w:val="Normal"/>
+              <w:jc w:val="left"/>
+              <w:pBdr>
+                <w:bottom w:val="none" w:sz="0" w:space="0" w:color="000000"/>
+                <w:top w:val="none" w:sz="0" w:space="0" w:color="000000"/>
+                <w:left w:val="none" w:sz="0" w:space="0" w:color="000000"/>
+                <w:right w:val="none" w:sz="0" w:space="0" w:color="000000"/>
+              </w:pBdr>
+              <w:spacing w:after="100" w:before="100" w:line="240"/>
+              <w:ind w:left="100" w:right="100" w:firstLine="0" w:firstLineChars="0"/>
+              <w:rPr>
+                <w:rFonts w:ascii="Times New Roman" w:hAnsi="Times New Roman" w:eastAsia="Times New Roman" w:cs="Times New Roman"/>
+                <w:i w:val="false"/>
+                <w:b w:val="false"/>
+                <w:u w:val="none"/>
+                <w:strike w:val="false"/>
+                <w:sz w:val="18"/>
+                <w:szCs w:val="18"/>
+                <w:color w:val="000000"/>
+              </w:rPr>
+            </w:pPr>
+            <w:r>
+              <w:rPr>
+                <w:rFonts w:ascii="Times New Roman" w:hAnsi="Times New Roman" w:eastAsia="Times New Roman" w:cs="Times New Roman"/>
+                <w:i w:val="false"/>
+                <w:b w:val="false"/>
+                <w:u w:val="none"/>
+                <w:strike w:val="false"/>
+                <w:sz w:val="18"/>
+                <w:szCs w:val="18"/>
+                <w:color w:val="000000"/>
+              </w:rPr>
+              <w:t xml:space="preserve">0.84 (0.63–1.12)</w:t>
+            </w:r>
+          </w:p>
+        </w:tc>
+        <w:tc>
+          <w:tcPr>
+            <w:tcBorders>
+              <w:bottom w:val="none" w:sz="0" w:space="0" w:color="000000"/>
+              <w:top w:val="none" w:sz="0" w:space="0" w:color="000000"/>
+              <w:left w:val="none" w:sz="0" w:space="0" w:color="000000"/>
+              <w:right w:val="none" w:sz="0" w:space="0" w:color="000000"/>
+            </w:tcBorders>
+            <w:shd w:val="clear" w:color="auto" w:fill="FFFFFF"/>
+            <w:tcMar>
+              <w:top w:w="0" w:type="dxa"/>
+              <w:bottom w:w="0" w:type="dxa"/>
+              <w:left w:w="0" w:type="dxa"/>
+              <w:right w:w="0" w:type="dxa"/>
+            </w:tcMar>
+            <w:vAlign w:val="center"/>
+          </w:tcPr>
+          <w:p>
+            <w:pPr>
+              <w:pStyle w:val="Normal"/>
+              <w:jc w:val="left"/>
+              <w:pBdr>
+                <w:bottom w:val="none" w:sz="0" w:space="0" w:color="000000"/>
+                <w:top w:val="none" w:sz="0" w:space="0" w:color="000000"/>
+                <w:left w:val="none" w:sz="0" w:space="0" w:color="000000"/>
+                <w:right w:val="none" w:sz="0" w:space="0" w:color="000000"/>
+              </w:pBdr>
+              <w:spacing w:after="100" w:before="100" w:line="240"/>
+              <w:ind w:left="100" w:right="100" w:firstLine="0" w:firstLineChars="0"/>
+              <w:rPr>
+                <w:rFonts w:ascii="Times New Roman" w:hAnsi="Times New Roman" w:eastAsia="Times New Roman" w:cs="Times New Roman"/>
+                <w:i w:val="false"/>
+                <w:b w:val="false"/>
+                <w:u w:val="none"/>
+                <w:strike w:val="false"/>
+                <w:sz w:val="18"/>
+                <w:szCs w:val="18"/>
+                <w:color w:val="000000"/>
+              </w:rPr>
+            </w:pPr>
+            <w:r>
+              <w:rPr>
+                <w:rFonts w:ascii="Times New Roman" w:hAnsi="Times New Roman" w:eastAsia="Times New Roman" w:cs="Times New Roman"/>
+                <w:i w:val="false"/>
+                <w:b w:val="false"/>
+                <w:u w:val="none"/>
+                <w:strike w:val="false"/>
+                <w:sz w:val="18"/>
+                <w:szCs w:val="18"/>
+                <w:color w:val="000000"/>
+              </w:rPr>
+              <w:t xml:space="preserve">0.229</w:t>
             </w:r>
           </w:p>
         </w:tc>
@@ -1490,7 +1490,7 @@
                 <w:szCs w:val="18"/>
                 <w:color w:val="000000"/>
               </w:rPr>
-              <w:t xml:space="preserve">MS4A1 expression, log2 (per 1 unit)</w:t>
+              <w:t xml:space="preserve">ROCK2 expression, log2 (per 1 unit)</w:t>
             </w:r>
           </w:p>
         </w:tc>
@@ -1710,62 +1710,62 @@
                 <w:szCs w:val="18"/>
                 <w:color w:val="000000"/>
               </w:rPr>
-              <w:t xml:space="preserve">0.96 (0.86–1.07)</w:t>
-            </w:r>
-          </w:p>
-        </w:tc>
-        <w:tc>
-          <w:tcPr>
-            <w:tcBorders>
-              <w:bottom w:val="none" w:sz="0" w:space="0" w:color="000000"/>
-              <w:top w:val="none" w:sz="0" w:space="0" w:color="000000"/>
-              <w:left w:val="none" w:sz="0" w:space="0" w:color="000000"/>
-              <w:right w:val="none" w:sz="0" w:space="0" w:color="000000"/>
-            </w:tcBorders>
-            <w:shd w:val="clear" w:color="auto" w:fill="FFFFFF"/>
-            <w:tcMar>
-              <w:top w:w="0" w:type="dxa"/>
-              <w:bottom w:w="0" w:type="dxa"/>
-              <w:left w:w="0" w:type="dxa"/>
-              <w:right w:w="0" w:type="dxa"/>
-            </w:tcMar>
-            <w:vAlign w:val="center"/>
-          </w:tcPr>
-          <w:p>
-            <w:pPr>
-              <w:pStyle w:val="Normal"/>
-              <w:jc w:val="left"/>
-              <w:pBdr>
-                <w:bottom w:val="none" w:sz="0" w:space="0" w:color="000000"/>
-                <w:top w:val="none" w:sz="0" w:space="0" w:color="000000"/>
-                <w:left w:val="none" w:sz="0" w:space="0" w:color="000000"/>
-                <w:right w:val="none" w:sz="0" w:space="0" w:color="000000"/>
-              </w:pBdr>
-              <w:spacing w:after="100" w:before="100" w:line="240"/>
-              <w:ind w:left="100" w:right="100" w:firstLine="0" w:firstLineChars="0"/>
-              <w:rPr>
-                <w:rFonts w:ascii="Times New Roman" w:hAnsi="Times New Roman" w:eastAsia="Times New Roman" w:cs="Times New Roman"/>
-                <w:i w:val="false"/>
-                <w:b w:val="false"/>
-                <w:u w:val="none"/>
-                <w:strike w:val="false"/>
-                <w:sz w:val="18"/>
-                <w:szCs w:val="18"/>
-                <w:color w:val="000000"/>
-              </w:rPr>
-            </w:pPr>
-            <w:r>
-              <w:rPr>
-                <w:rFonts w:ascii="Times New Roman" w:hAnsi="Times New Roman" w:eastAsia="Times New Roman" w:cs="Times New Roman"/>
-                <w:i w:val="false"/>
-                <w:b w:val="false"/>
-                <w:u w:val="none"/>
-                <w:strike w:val="false"/>
-                <w:sz w:val="18"/>
-                <w:szCs w:val="18"/>
-                <w:color w:val="000000"/>
-              </w:rPr>
-              <w:t xml:space="preserve">0.485</w:t>
+              <w:t xml:space="preserve">0.87 (0.72–1.06)</w:t>
+            </w:r>
+          </w:p>
+        </w:tc>
+        <w:tc>
+          <w:tcPr>
+            <w:tcBorders>
+              <w:bottom w:val="none" w:sz="0" w:space="0" w:color="000000"/>
+              <w:top w:val="none" w:sz="0" w:space="0" w:color="000000"/>
+              <w:left w:val="none" w:sz="0" w:space="0" w:color="000000"/>
+              <w:right w:val="none" w:sz="0" w:space="0" w:color="000000"/>
+            </w:tcBorders>
+            <w:shd w:val="clear" w:color="auto" w:fill="FFFFFF"/>
+            <w:tcMar>
+              <w:top w:w="0" w:type="dxa"/>
+              <w:bottom w:w="0" w:type="dxa"/>
+              <w:left w:w="0" w:type="dxa"/>
+              <w:right w:w="0" w:type="dxa"/>
+            </w:tcMar>
+            <w:vAlign w:val="center"/>
+          </w:tcPr>
+          <w:p>
+            <w:pPr>
+              <w:pStyle w:val="Normal"/>
+              <w:jc w:val="left"/>
+              <w:pBdr>
+                <w:bottom w:val="none" w:sz="0" w:space="0" w:color="000000"/>
+                <w:top w:val="none" w:sz="0" w:space="0" w:color="000000"/>
+                <w:left w:val="none" w:sz="0" w:space="0" w:color="000000"/>
+                <w:right w:val="none" w:sz="0" w:space="0" w:color="000000"/>
+              </w:pBdr>
+              <w:spacing w:after="100" w:before="100" w:line="240"/>
+              <w:ind w:left="100" w:right="100" w:firstLine="0" w:firstLineChars="0"/>
+              <w:rPr>
+                <w:rFonts w:ascii="Times New Roman" w:hAnsi="Times New Roman" w:eastAsia="Times New Roman" w:cs="Times New Roman"/>
+                <w:i w:val="false"/>
+                <w:b w:val="false"/>
+                <w:u w:val="none"/>
+                <w:strike w:val="false"/>
+                <w:sz w:val="18"/>
+                <w:szCs w:val="18"/>
+                <w:color w:val="000000"/>
+              </w:rPr>
+            </w:pPr>
+            <w:r>
+              <w:rPr>
+                <w:rFonts w:ascii="Times New Roman" w:hAnsi="Times New Roman" w:eastAsia="Times New Roman" w:cs="Times New Roman"/>
+                <w:i w:val="false"/>
+                <w:b w:val="false"/>
+                <w:u w:val="none"/>
+                <w:strike w:val="false"/>
+                <w:sz w:val="18"/>
+                <w:szCs w:val="18"/>
+                <w:color w:val="000000"/>
+              </w:rPr>
+              <w:t xml:space="preserve">0.167</w:t>
             </w:r>
           </w:p>
         </w:tc>
@@ -1935,7 +1935,7 @@
                 <w:szCs w:val="18"/>
                 <w:color w:val="000000"/>
               </w:rPr>
-              <w:t xml:space="preserve">MS4A1 expression</w:t>
+              <w:t xml:space="preserve">ROCK2 expression</w:t>
             </w:r>
           </w:p>
         </w:tc>
@@ -2045,7 +2045,7 @@
                 <w:szCs w:val="18"/>
                 <w:color w:val="000000"/>
               </w:rPr>
-              <w:t xml:space="preserve">281</w:t>
+              <w:t xml:space="preserve">277</w:t>
             </w:r>
           </w:p>
         </w:tc>
@@ -2100,7 +2100,7 @@
                 <w:szCs w:val="18"/>
                 <w:color w:val="000000"/>
               </w:rPr>
-              <w:t xml:space="preserve">97</w:t>
+              <w:t xml:space="preserve">99</w:t>
             </w:r>
           </w:p>
         </w:tc>
@@ -2490,7 +2490,7 @@
                 <w:szCs w:val="18"/>
                 <w:color w:val="000000"/>
               </w:rPr>
-              <w:t xml:space="preserve">276</w:t>
+              <w:t xml:space="preserve">280</w:t>
             </w:r>
           </w:p>
         </w:tc>
@@ -2545,117 +2545,117 @@
                 <w:szCs w:val="18"/>
                 <w:color w:val="000000"/>
               </w:rPr>
-              <w:t xml:space="preserve">93</w:t>
-            </w:r>
-          </w:p>
-        </w:tc>
-        <w:tc>
-          <w:tcPr>
-            <w:tcBorders>
-              <w:bottom w:val="none" w:sz="0" w:space="0" w:color="000000"/>
-              <w:top w:val="none" w:sz="0" w:space="0" w:color="000000"/>
-              <w:left w:val="none" w:sz="0" w:space="0" w:color="000000"/>
-              <w:right w:val="none" w:sz="0" w:space="0" w:color="000000"/>
-            </w:tcBorders>
-            <w:shd w:val="clear" w:color="auto" w:fill="FFFFFF"/>
-            <w:tcMar>
-              <w:top w:w="0" w:type="dxa"/>
-              <w:bottom w:w="0" w:type="dxa"/>
-              <w:left w:w="0" w:type="dxa"/>
-              <w:right w:w="0" w:type="dxa"/>
-            </w:tcMar>
-            <w:vAlign w:val="center"/>
-          </w:tcPr>
-          <w:p>
-            <w:pPr>
-              <w:pStyle w:val="Normal"/>
-              <w:jc w:val="left"/>
-              <w:pBdr>
-                <w:bottom w:val="none" w:sz="0" w:space="0" w:color="000000"/>
-                <w:top w:val="none" w:sz="0" w:space="0" w:color="000000"/>
-                <w:left w:val="none" w:sz="0" w:space="0" w:color="000000"/>
-                <w:right w:val="none" w:sz="0" w:space="0" w:color="000000"/>
-              </w:pBdr>
-              <w:spacing w:after="100" w:before="100" w:line="240"/>
-              <w:ind w:left="100" w:right="100" w:firstLine="0" w:firstLineChars="0"/>
-              <w:rPr>
-                <w:rFonts w:ascii="Times New Roman" w:hAnsi="Times New Roman" w:eastAsia="Times New Roman" w:cs="Times New Roman"/>
-                <w:i w:val="false"/>
-                <w:b w:val="false"/>
-                <w:u w:val="none"/>
-                <w:strike w:val="false"/>
-                <w:sz w:val="18"/>
-                <w:szCs w:val="18"/>
-                <w:color w:val="000000"/>
-              </w:rPr>
-            </w:pPr>
-            <w:r>
-              <w:rPr>
-                <w:rFonts w:ascii="Times New Roman" w:hAnsi="Times New Roman" w:eastAsia="Times New Roman" w:cs="Times New Roman"/>
-                <w:i w:val="false"/>
-                <w:b w:val="false"/>
-                <w:u w:val="none"/>
-                <w:strike w:val="false"/>
-                <w:sz w:val="18"/>
-                <w:szCs w:val="18"/>
-                <w:color w:val="000000"/>
-              </w:rPr>
-              <w:t xml:space="preserve">1.14 (0.85–1.52)</w:t>
-            </w:r>
-          </w:p>
-        </w:tc>
-        <w:tc>
-          <w:tcPr>
-            <w:tcBorders>
-              <w:bottom w:val="none" w:sz="0" w:space="0" w:color="000000"/>
-              <w:top w:val="none" w:sz="0" w:space="0" w:color="000000"/>
-              <w:left w:val="none" w:sz="0" w:space="0" w:color="000000"/>
-              <w:right w:val="none" w:sz="0" w:space="0" w:color="000000"/>
-            </w:tcBorders>
-            <w:shd w:val="clear" w:color="auto" w:fill="FFFFFF"/>
-            <w:tcMar>
-              <w:top w:w="0" w:type="dxa"/>
-              <w:bottom w:w="0" w:type="dxa"/>
-              <w:left w:w="0" w:type="dxa"/>
-              <w:right w:w="0" w:type="dxa"/>
-            </w:tcMar>
-            <w:vAlign w:val="center"/>
-          </w:tcPr>
-          <w:p>
-            <w:pPr>
-              <w:pStyle w:val="Normal"/>
-              <w:jc w:val="left"/>
-              <w:pBdr>
-                <w:bottom w:val="none" w:sz="0" w:space="0" w:color="000000"/>
-                <w:top w:val="none" w:sz="0" w:space="0" w:color="000000"/>
-                <w:left w:val="none" w:sz="0" w:space="0" w:color="000000"/>
-                <w:right w:val="none" w:sz="0" w:space="0" w:color="000000"/>
-              </w:pBdr>
-              <w:spacing w:after="100" w:before="100" w:line="240"/>
-              <w:ind w:left="100" w:right="100" w:firstLine="0" w:firstLineChars="0"/>
-              <w:rPr>
-                <w:rFonts w:ascii="Times New Roman" w:hAnsi="Times New Roman" w:eastAsia="Times New Roman" w:cs="Times New Roman"/>
-                <w:i w:val="false"/>
-                <w:b w:val="false"/>
-                <w:u w:val="none"/>
-                <w:strike w:val="false"/>
-                <w:sz w:val="18"/>
-                <w:szCs w:val="18"/>
-                <w:color w:val="000000"/>
-              </w:rPr>
-            </w:pPr>
-            <w:r>
-              <w:rPr>
-                <w:rFonts w:ascii="Times New Roman" w:hAnsi="Times New Roman" w:eastAsia="Times New Roman" w:cs="Times New Roman"/>
-                <w:i w:val="false"/>
-                <w:b w:val="false"/>
-                <w:u w:val="none"/>
-                <w:strike w:val="false"/>
-                <w:sz w:val="18"/>
-                <w:szCs w:val="18"/>
-                <w:color w:val="000000"/>
-              </w:rPr>
-              <w:t xml:space="preserve">0.379</w:t>
+              <w:t xml:space="preserve">91</w:t>
+            </w:r>
+          </w:p>
+        </w:tc>
+        <w:tc>
+          <w:tcPr>
+            <w:tcBorders>
+              <w:bottom w:val="none" w:sz="0" w:space="0" w:color="000000"/>
+              <w:top w:val="none" w:sz="0" w:space="0" w:color="000000"/>
+              <w:left w:val="none" w:sz="0" w:space="0" w:color="000000"/>
+              <w:right w:val="none" w:sz="0" w:space="0" w:color="000000"/>
+            </w:tcBorders>
+            <w:shd w:val="clear" w:color="auto" w:fill="FFFFFF"/>
+            <w:tcMar>
+              <w:top w:w="0" w:type="dxa"/>
+              <w:bottom w:w="0" w:type="dxa"/>
+              <w:left w:w="0" w:type="dxa"/>
+              <w:right w:w="0" w:type="dxa"/>
+            </w:tcMar>
+            <w:vAlign w:val="center"/>
+          </w:tcPr>
+          <w:p>
+            <w:pPr>
+              <w:pStyle w:val="Normal"/>
+              <w:jc w:val="left"/>
+              <w:pBdr>
+                <w:bottom w:val="none" w:sz="0" w:space="0" w:color="000000"/>
+                <w:top w:val="none" w:sz="0" w:space="0" w:color="000000"/>
+                <w:left w:val="none" w:sz="0" w:space="0" w:color="000000"/>
+                <w:right w:val="none" w:sz="0" w:space="0" w:color="000000"/>
+              </w:pBdr>
+              <w:spacing w:after="100" w:before="100" w:line="240"/>
+              <w:ind w:left="100" w:right="100" w:firstLine="0" w:firstLineChars="0"/>
+              <w:rPr>
+                <w:rFonts w:ascii="Times New Roman" w:hAnsi="Times New Roman" w:eastAsia="Times New Roman" w:cs="Times New Roman"/>
+                <w:i w:val="false"/>
+                <w:b w:val="false"/>
+                <w:u w:val="none"/>
+                <w:strike w:val="false"/>
+                <w:sz w:val="18"/>
+                <w:szCs w:val="18"/>
+                <w:color w:val="000000"/>
+              </w:rPr>
+            </w:pPr>
+            <w:r>
+              <w:rPr>
+                <w:rFonts w:ascii="Times New Roman" w:hAnsi="Times New Roman" w:eastAsia="Times New Roman" w:cs="Times New Roman"/>
+                <w:i w:val="false"/>
+                <w:b w:val="false"/>
+                <w:u w:val="none"/>
+                <w:strike w:val="false"/>
+                <w:sz w:val="18"/>
+                <w:szCs w:val="18"/>
+                <w:color w:val="000000"/>
+              </w:rPr>
+              <w:t xml:space="preserve">0.75 (0.56–1.00)</w:t>
+            </w:r>
+          </w:p>
+        </w:tc>
+        <w:tc>
+          <w:tcPr>
+            <w:tcBorders>
+              <w:bottom w:val="none" w:sz="0" w:space="0" w:color="000000"/>
+              <w:top w:val="none" w:sz="0" w:space="0" w:color="000000"/>
+              <w:left w:val="none" w:sz="0" w:space="0" w:color="000000"/>
+              <w:right w:val="none" w:sz="0" w:space="0" w:color="000000"/>
+            </w:tcBorders>
+            <w:shd w:val="clear" w:color="auto" w:fill="FFFFFF"/>
+            <w:tcMar>
+              <w:top w:w="0" w:type="dxa"/>
+              <w:bottom w:w="0" w:type="dxa"/>
+              <w:left w:w="0" w:type="dxa"/>
+              <w:right w:w="0" w:type="dxa"/>
+            </w:tcMar>
+            <w:vAlign w:val="center"/>
+          </w:tcPr>
+          <w:p>
+            <w:pPr>
+              <w:pStyle w:val="Normal"/>
+              <w:jc w:val="left"/>
+              <w:pBdr>
+                <w:bottom w:val="none" w:sz="0" w:space="0" w:color="000000"/>
+                <w:top w:val="none" w:sz="0" w:space="0" w:color="000000"/>
+                <w:left w:val="none" w:sz="0" w:space="0" w:color="000000"/>
+                <w:right w:val="none" w:sz="0" w:space="0" w:color="000000"/>
+              </w:pBdr>
+              <w:spacing w:after="100" w:before="100" w:line="240"/>
+              <w:ind w:left="100" w:right="100" w:firstLine="0" w:firstLineChars="0"/>
+              <w:rPr>
+                <w:rFonts w:ascii="Times New Roman" w:hAnsi="Times New Roman" w:eastAsia="Times New Roman" w:cs="Times New Roman"/>
+                <w:i w:val="false"/>
+                <w:b w:val="false"/>
+                <w:u w:val="none"/>
+                <w:strike w:val="false"/>
+                <w:sz w:val="18"/>
+                <w:szCs w:val="18"/>
+                <w:color w:val="000000"/>
+              </w:rPr>
+            </w:pPr>
+            <w:r>
+              <w:rPr>
+                <w:rFonts w:ascii="Times New Roman" w:hAnsi="Times New Roman" w:eastAsia="Times New Roman" w:cs="Times New Roman"/>
+                <w:i w:val="false"/>
+                <w:b w:val="false"/>
+                <w:u w:val="none"/>
+                <w:strike w:val="false"/>
+                <w:sz w:val="18"/>
+                <w:szCs w:val="18"/>
+                <w:color w:val="000000"/>
+              </w:rPr>
+              <w:t xml:space="preserve">0.052</w:t>
             </w:r>
           </w:p>
         </w:tc>
@@ -3045,7 +3045,7 @@
                 <w:szCs w:val="18"/>
                 <w:color w:val="000000"/>
               </w:rPr>
-              <w:t xml:space="preserve">1.37 (1.21–1.54)</w:t>
+              <w:t xml:space="preserve">1.37 (1.22–1.55)</w:t>
             </w:r>
           </w:p>
         </w:tc>
@@ -3935,62 +3935,62 @@
                 <w:szCs w:val="18"/>
                 <w:color w:val="000000"/>
               </w:rPr>
-              <w:t xml:space="preserve">0.70 (0.52–0.93)</w:t>
-            </w:r>
-          </w:p>
-        </w:tc>
-        <w:tc>
-          <w:tcPr>
-            <w:tcBorders>
-              <w:bottom w:val="none" w:sz="0" w:space="0" w:color="000000"/>
-              <w:top w:val="none" w:sz="0" w:space="0" w:color="000000"/>
-              <w:left w:val="none" w:sz="0" w:space="0" w:color="000000"/>
-              <w:right w:val="none" w:sz="0" w:space="0" w:color="000000"/>
-            </w:tcBorders>
-            <w:shd w:val="clear" w:color="auto" w:fill="FFFFFF"/>
-            <w:tcMar>
-              <w:top w:w="0" w:type="dxa"/>
-              <w:bottom w:w="0" w:type="dxa"/>
-              <w:left w:w="0" w:type="dxa"/>
-              <w:right w:w="0" w:type="dxa"/>
-            </w:tcMar>
-            <w:vAlign w:val="center"/>
-          </w:tcPr>
-          <w:p>
-            <w:pPr>
-              <w:pStyle w:val="Normal"/>
-              <w:jc w:val="left"/>
-              <w:pBdr>
-                <w:bottom w:val="none" w:sz="0" w:space="0" w:color="000000"/>
-                <w:top w:val="none" w:sz="0" w:space="0" w:color="000000"/>
-                <w:left w:val="none" w:sz="0" w:space="0" w:color="000000"/>
-                <w:right w:val="none" w:sz="0" w:space="0" w:color="000000"/>
-              </w:pBdr>
-              <w:spacing w:after="100" w:before="100" w:line="240"/>
-              <w:ind w:left="100" w:right="100" w:firstLine="0" w:firstLineChars="0"/>
-              <w:rPr>
-                <w:rFonts w:ascii="Times New Roman" w:hAnsi="Times New Roman" w:eastAsia="Times New Roman" w:cs="Times New Roman"/>
-                <w:i w:val="false"/>
-                <w:b w:val="false"/>
-                <w:u w:val="none"/>
-                <w:strike w:val="false"/>
-                <w:sz w:val="18"/>
-                <w:szCs w:val="18"/>
-                <w:color w:val="000000"/>
-              </w:rPr>
-            </w:pPr>
-            <w:r>
-              <w:rPr>
-                <w:rFonts w:ascii="Times New Roman" w:hAnsi="Times New Roman" w:eastAsia="Times New Roman" w:cs="Times New Roman"/>
-                <w:i w:val="false"/>
-                <w:b w:val="false"/>
-                <w:u w:val="none"/>
-                <w:strike w:val="false"/>
-                <w:sz w:val="18"/>
-                <w:szCs w:val="18"/>
-                <w:color w:val="000000"/>
-              </w:rPr>
-              <w:t xml:space="preserve">0.016</w:t>
+              <w:t xml:space="preserve">0.69 (0.52–0.93)</w:t>
+            </w:r>
+          </w:p>
+        </w:tc>
+        <w:tc>
+          <w:tcPr>
+            <w:tcBorders>
+              <w:bottom w:val="none" w:sz="0" w:space="0" w:color="000000"/>
+              <w:top w:val="none" w:sz="0" w:space="0" w:color="000000"/>
+              <w:left w:val="none" w:sz="0" w:space="0" w:color="000000"/>
+              <w:right w:val="none" w:sz="0" w:space="0" w:color="000000"/>
+            </w:tcBorders>
+            <w:shd w:val="clear" w:color="auto" w:fill="FFFFFF"/>
+            <w:tcMar>
+              <w:top w:w="0" w:type="dxa"/>
+              <w:bottom w:w="0" w:type="dxa"/>
+              <w:left w:w="0" w:type="dxa"/>
+              <w:right w:w="0" w:type="dxa"/>
+            </w:tcMar>
+            <w:vAlign w:val="center"/>
+          </w:tcPr>
+          <w:p>
+            <w:pPr>
+              <w:pStyle w:val="Normal"/>
+              <w:jc w:val="left"/>
+              <w:pBdr>
+                <w:bottom w:val="none" w:sz="0" w:space="0" w:color="000000"/>
+                <w:top w:val="none" w:sz="0" w:space="0" w:color="000000"/>
+                <w:left w:val="none" w:sz="0" w:space="0" w:color="000000"/>
+                <w:right w:val="none" w:sz="0" w:space="0" w:color="000000"/>
+              </w:pBdr>
+              <w:spacing w:after="100" w:before="100" w:line="240"/>
+              <w:ind w:left="100" w:right="100" w:firstLine="0" w:firstLineChars="0"/>
+              <w:rPr>
+                <w:rFonts w:ascii="Times New Roman" w:hAnsi="Times New Roman" w:eastAsia="Times New Roman" w:cs="Times New Roman"/>
+                <w:i w:val="false"/>
+                <w:b w:val="false"/>
+                <w:u w:val="none"/>
+                <w:strike w:val="false"/>
+                <w:sz w:val="18"/>
+                <w:szCs w:val="18"/>
+                <w:color w:val="000000"/>
+              </w:rPr>
+            </w:pPr>
+            <w:r>
+              <w:rPr>
+                <w:rFonts w:ascii="Times New Roman" w:hAnsi="Times New Roman" w:eastAsia="Times New Roman" w:cs="Times New Roman"/>
+                <w:i w:val="false"/>
+                <w:b w:val="false"/>
+                <w:u w:val="none"/>
+                <w:strike w:val="false"/>
+                <w:sz w:val="18"/>
+                <w:szCs w:val="18"/>
+                <w:color w:val="000000"/>
+              </w:rPr>
+              <w:t xml:space="preserve">0.015</w:t>
             </w:r>
           </w:p>
         </w:tc>
@@ -4825,62 +4825,62 @@
                 <w:szCs w:val="18"/>
                 <w:color w:val="000000"/>
               </w:rPr>
-              <w:t xml:space="preserve">1.57 (0.63–3.88)</w:t>
-            </w:r>
-          </w:p>
-        </w:tc>
-        <w:tc>
-          <w:tcPr>
-            <w:tcBorders>
-              <w:bottom w:val="none" w:sz="0" w:space="0" w:color="000000"/>
-              <w:top w:val="none" w:sz="0" w:space="0" w:color="000000"/>
-              <w:left w:val="none" w:sz="0" w:space="0" w:color="000000"/>
-              <w:right w:val="none" w:sz="0" w:space="0" w:color="000000"/>
-            </w:tcBorders>
-            <w:shd w:val="clear" w:color="auto" w:fill="FFFFFF"/>
-            <w:tcMar>
-              <w:top w:w="0" w:type="dxa"/>
-              <w:bottom w:w="0" w:type="dxa"/>
-              <w:left w:w="0" w:type="dxa"/>
-              <w:right w:w="0" w:type="dxa"/>
-            </w:tcMar>
-            <w:vAlign w:val="center"/>
-          </w:tcPr>
-          <w:p>
-            <w:pPr>
-              <w:pStyle w:val="Normal"/>
-              <w:jc w:val="left"/>
-              <w:pBdr>
-                <w:bottom w:val="none" w:sz="0" w:space="0" w:color="000000"/>
-                <w:top w:val="none" w:sz="0" w:space="0" w:color="000000"/>
-                <w:left w:val="none" w:sz="0" w:space="0" w:color="000000"/>
-                <w:right w:val="none" w:sz="0" w:space="0" w:color="000000"/>
-              </w:pBdr>
-              <w:spacing w:after="100" w:before="100" w:line="240"/>
-              <w:ind w:left="100" w:right="100" w:firstLine="0" w:firstLineChars="0"/>
-              <w:rPr>
-                <w:rFonts w:ascii="Times New Roman" w:hAnsi="Times New Roman" w:eastAsia="Times New Roman" w:cs="Times New Roman"/>
-                <w:i w:val="false"/>
-                <w:b w:val="false"/>
-                <w:u w:val="none"/>
-                <w:strike w:val="false"/>
-                <w:sz w:val="18"/>
-                <w:szCs w:val="18"/>
-                <w:color w:val="000000"/>
-              </w:rPr>
-            </w:pPr>
-            <w:r>
-              <w:rPr>
-                <w:rFonts w:ascii="Times New Roman" w:hAnsi="Times New Roman" w:eastAsia="Times New Roman" w:cs="Times New Roman"/>
-                <w:i w:val="false"/>
-                <w:b w:val="false"/>
-                <w:u w:val="none"/>
-                <w:strike w:val="false"/>
-                <w:sz w:val="18"/>
-                <w:szCs w:val="18"/>
-                <w:color w:val="000000"/>
-              </w:rPr>
-              <w:t xml:space="preserve">0.332</w:t>
+              <w:t xml:space="preserve">1.48 (0.60–3.65)</w:t>
+            </w:r>
+          </w:p>
+        </w:tc>
+        <w:tc>
+          <w:tcPr>
+            <w:tcBorders>
+              <w:bottom w:val="none" w:sz="0" w:space="0" w:color="000000"/>
+              <w:top w:val="none" w:sz="0" w:space="0" w:color="000000"/>
+              <w:left w:val="none" w:sz="0" w:space="0" w:color="000000"/>
+              <w:right w:val="none" w:sz="0" w:space="0" w:color="000000"/>
+            </w:tcBorders>
+            <w:shd w:val="clear" w:color="auto" w:fill="FFFFFF"/>
+            <w:tcMar>
+              <w:top w:w="0" w:type="dxa"/>
+              <w:bottom w:w="0" w:type="dxa"/>
+              <w:left w:w="0" w:type="dxa"/>
+              <w:right w:w="0" w:type="dxa"/>
+            </w:tcMar>
+            <w:vAlign w:val="center"/>
+          </w:tcPr>
+          <w:p>
+            <w:pPr>
+              <w:pStyle w:val="Normal"/>
+              <w:jc w:val="left"/>
+              <w:pBdr>
+                <w:bottom w:val="none" w:sz="0" w:space="0" w:color="000000"/>
+                <w:top w:val="none" w:sz="0" w:space="0" w:color="000000"/>
+                <w:left w:val="none" w:sz="0" w:space="0" w:color="000000"/>
+                <w:right w:val="none" w:sz="0" w:space="0" w:color="000000"/>
+              </w:pBdr>
+              <w:spacing w:after="100" w:before="100" w:line="240"/>
+              <w:ind w:left="100" w:right="100" w:firstLine="0" w:firstLineChars="0"/>
+              <w:rPr>
+                <w:rFonts w:ascii="Times New Roman" w:hAnsi="Times New Roman" w:eastAsia="Times New Roman" w:cs="Times New Roman"/>
+                <w:i w:val="false"/>
+                <w:b w:val="false"/>
+                <w:u w:val="none"/>
+                <w:strike w:val="false"/>
+                <w:sz w:val="18"/>
+                <w:szCs w:val="18"/>
+                <w:color w:val="000000"/>
+              </w:rPr>
+            </w:pPr>
+            <w:r>
+              <w:rPr>
+                <w:rFonts w:ascii="Times New Roman" w:hAnsi="Times New Roman" w:eastAsia="Times New Roman" w:cs="Times New Roman"/>
+                <w:i w:val="false"/>
+                <w:b w:val="false"/>
+                <w:u w:val="none"/>
+                <w:strike w:val="false"/>
+                <w:sz w:val="18"/>
+                <w:szCs w:val="18"/>
+                <w:color w:val="000000"/>
+              </w:rPr>
+              <w:t xml:space="preserve">0.401</w:t>
             </w:r>
           </w:p>
         </w:tc>
@@ -5270,62 +5270,62 @@
                 <w:szCs w:val="18"/>
                 <w:color w:val="000000"/>
               </w:rPr>
-              <w:t xml:space="preserve">2.02 (0.81–5.03)</w:t>
-            </w:r>
-          </w:p>
-        </w:tc>
-        <w:tc>
-          <w:tcPr>
-            <w:tcBorders>
-              <w:bottom w:val="none" w:sz="0" w:space="0" w:color="000000"/>
-              <w:top w:val="none" w:sz="0" w:space="0" w:color="000000"/>
-              <w:left w:val="none" w:sz="0" w:space="0" w:color="000000"/>
-              <w:right w:val="none" w:sz="0" w:space="0" w:color="000000"/>
-            </w:tcBorders>
-            <w:shd w:val="clear" w:color="auto" w:fill="FFFFFF"/>
-            <w:tcMar>
-              <w:top w:w="0" w:type="dxa"/>
-              <w:bottom w:w="0" w:type="dxa"/>
-              <w:left w:w="0" w:type="dxa"/>
-              <w:right w:w="0" w:type="dxa"/>
-            </w:tcMar>
-            <w:vAlign w:val="center"/>
-          </w:tcPr>
-          <w:p>
-            <w:pPr>
-              <w:pStyle w:val="Normal"/>
-              <w:jc w:val="left"/>
-              <w:pBdr>
-                <w:bottom w:val="none" w:sz="0" w:space="0" w:color="000000"/>
-                <w:top w:val="none" w:sz="0" w:space="0" w:color="000000"/>
-                <w:left w:val="none" w:sz="0" w:space="0" w:color="000000"/>
-                <w:right w:val="none" w:sz="0" w:space="0" w:color="000000"/>
-              </w:pBdr>
-              <w:spacing w:after="100" w:before="100" w:line="240"/>
-              <w:ind w:left="100" w:right="100" w:firstLine="0" w:firstLineChars="0"/>
-              <w:rPr>
-                <w:rFonts w:ascii="Times New Roman" w:hAnsi="Times New Roman" w:eastAsia="Times New Roman" w:cs="Times New Roman"/>
-                <w:i w:val="false"/>
-                <w:b w:val="false"/>
-                <w:u w:val="none"/>
-                <w:strike w:val="false"/>
-                <w:sz w:val="18"/>
-                <w:szCs w:val="18"/>
-                <w:color w:val="000000"/>
-              </w:rPr>
-            </w:pPr>
-            <w:r>
-              <w:rPr>
-                <w:rFonts w:ascii="Times New Roman" w:hAnsi="Times New Roman" w:eastAsia="Times New Roman" w:cs="Times New Roman"/>
-                <w:i w:val="false"/>
-                <w:b w:val="false"/>
-                <w:u w:val="none"/>
-                <w:strike w:val="false"/>
-                <w:sz w:val="18"/>
-                <w:szCs w:val="18"/>
-                <w:color w:val="000000"/>
-              </w:rPr>
-              <w:t xml:space="preserve">0.129</w:t>
+              <w:t xml:space="preserve">1.93 (0.77–4.78)</w:t>
+            </w:r>
+          </w:p>
+        </w:tc>
+        <w:tc>
+          <w:tcPr>
+            <w:tcBorders>
+              <w:bottom w:val="none" w:sz="0" w:space="0" w:color="000000"/>
+              <w:top w:val="none" w:sz="0" w:space="0" w:color="000000"/>
+              <w:left w:val="none" w:sz="0" w:space="0" w:color="000000"/>
+              <w:right w:val="none" w:sz="0" w:space="0" w:color="000000"/>
+            </w:tcBorders>
+            <w:shd w:val="clear" w:color="auto" w:fill="FFFFFF"/>
+            <w:tcMar>
+              <w:top w:w="0" w:type="dxa"/>
+              <w:bottom w:w="0" w:type="dxa"/>
+              <w:left w:w="0" w:type="dxa"/>
+              <w:right w:w="0" w:type="dxa"/>
+            </w:tcMar>
+            <w:vAlign w:val="center"/>
+          </w:tcPr>
+          <w:p>
+            <w:pPr>
+              <w:pStyle w:val="Normal"/>
+              <w:jc w:val="left"/>
+              <w:pBdr>
+                <w:bottom w:val="none" w:sz="0" w:space="0" w:color="000000"/>
+                <w:top w:val="none" w:sz="0" w:space="0" w:color="000000"/>
+                <w:left w:val="none" w:sz="0" w:space="0" w:color="000000"/>
+                <w:right w:val="none" w:sz="0" w:space="0" w:color="000000"/>
+              </w:pBdr>
+              <w:spacing w:after="100" w:before="100" w:line="240"/>
+              <w:ind w:left="100" w:right="100" w:firstLine="0" w:firstLineChars="0"/>
+              <w:rPr>
+                <w:rFonts w:ascii="Times New Roman" w:hAnsi="Times New Roman" w:eastAsia="Times New Roman" w:cs="Times New Roman"/>
+                <w:i w:val="false"/>
+                <w:b w:val="false"/>
+                <w:u w:val="none"/>
+                <w:strike w:val="false"/>
+                <w:sz w:val="18"/>
+                <w:szCs w:val="18"/>
+                <w:color w:val="000000"/>
+              </w:rPr>
+            </w:pPr>
+            <w:r>
+              <w:rPr>
+                <w:rFonts w:ascii="Times New Roman" w:hAnsi="Times New Roman" w:eastAsia="Times New Roman" w:cs="Times New Roman"/>
+                <w:i w:val="false"/>
+                <w:b w:val="false"/>
+                <w:u w:val="none"/>
+                <w:strike w:val="false"/>
+                <w:sz w:val="18"/>
+                <w:szCs w:val="18"/>
+                <w:color w:val="000000"/>
+              </w:rPr>
+              <w:t xml:space="preserve">0.158</w:t>
             </w:r>
           </w:p>
         </w:tc>
@@ -5715,7 +5715,7 @@
                 <w:szCs w:val="18"/>
                 <w:color w:val="000000"/>
               </w:rPr>
-              <w:t xml:space="preserve">9.75 (3.82–24.86)</w:t>
+              <w:t xml:space="preserve">9.45 (3.71–24.02)</w:t>
             </w:r>
           </w:p>
         </w:tc>
@@ -5940,7 +5940,7 @@
                 <w:szCs w:val="18"/>
                 <w:color w:val="000000"/>
               </w:rPr>
-              <w:t xml:space="preserve">MS4A1 expression</w:t>
+              <w:t xml:space="preserve">ROCK2 expression</w:t>
             </w:r>
           </w:p>
         </w:tc>
@@ -6050,7 +6050,7 @@
                 <w:szCs w:val="18"/>
                 <w:color w:val="000000"/>
               </w:rPr>
-              <w:t xml:space="preserve">256</w:t>
+              <w:t xml:space="preserve">246</w:t>
             </w:r>
           </w:p>
         </w:tc>
@@ -6495,7 +6495,7 @@
                 <w:szCs w:val="18"/>
                 <w:color w:val="000000"/>
               </w:rPr>
-              <w:t xml:space="preserve">255</w:t>
+              <w:t xml:space="preserve">265</w:t>
             </w:r>
           </w:p>
         </w:tc>
@@ -6605,62 +6605,62 @@
                 <w:szCs w:val="18"/>
                 <w:color w:val="000000"/>
               </w:rPr>
-              <w:t xml:space="preserve">1.22 (0.90–1.64)</w:t>
-            </w:r>
-          </w:p>
-        </w:tc>
-        <w:tc>
-          <w:tcPr>
-            <w:tcBorders>
-              <w:bottom w:val="none" w:sz="0" w:space="0" w:color="000000"/>
-              <w:top w:val="none" w:sz="0" w:space="0" w:color="000000"/>
-              <w:left w:val="none" w:sz="0" w:space="0" w:color="000000"/>
-              <w:right w:val="none" w:sz="0" w:space="0" w:color="000000"/>
-            </w:tcBorders>
-            <w:shd w:val="clear" w:color="auto" w:fill="FFFFFF"/>
-            <w:tcMar>
-              <w:top w:w="0" w:type="dxa"/>
-              <w:bottom w:w="0" w:type="dxa"/>
-              <w:left w:w="0" w:type="dxa"/>
-              <w:right w:w="0" w:type="dxa"/>
-            </w:tcMar>
-            <w:vAlign w:val="center"/>
-          </w:tcPr>
-          <w:p>
-            <w:pPr>
-              <w:pStyle w:val="Normal"/>
-              <w:jc w:val="left"/>
-              <w:pBdr>
-                <w:bottom w:val="none" w:sz="0" w:space="0" w:color="000000"/>
-                <w:top w:val="none" w:sz="0" w:space="0" w:color="000000"/>
-                <w:left w:val="none" w:sz="0" w:space="0" w:color="000000"/>
-                <w:right w:val="none" w:sz="0" w:space="0" w:color="000000"/>
-              </w:pBdr>
-              <w:spacing w:after="100" w:before="100" w:line="240"/>
-              <w:ind w:left="100" w:right="100" w:firstLine="0" w:firstLineChars="0"/>
-              <w:rPr>
-                <w:rFonts w:ascii="Times New Roman" w:hAnsi="Times New Roman" w:eastAsia="Times New Roman" w:cs="Times New Roman"/>
-                <w:i w:val="false"/>
-                <w:b w:val="false"/>
-                <w:u w:val="none"/>
-                <w:strike w:val="false"/>
-                <w:sz w:val="18"/>
-                <w:szCs w:val="18"/>
-                <w:color w:val="000000"/>
-              </w:rPr>
-            </w:pPr>
-            <w:r>
-              <w:rPr>
-                <w:rFonts w:ascii="Times New Roman" w:hAnsi="Times New Roman" w:eastAsia="Times New Roman" w:cs="Times New Roman"/>
-                <w:i w:val="false"/>
-                <w:b w:val="false"/>
-                <w:u w:val="none"/>
-                <w:strike w:val="false"/>
-                <w:sz w:val="18"/>
-                <w:szCs w:val="18"/>
-                <w:color w:val="000000"/>
-              </w:rPr>
-              <w:t xml:space="preserve">0.205</w:t>
+              <w:t xml:space="preserve">0.75 (0.56–1.01)</w:t>
+            </w:r>
+          </w:p>
+        </w:tc>
+        <w:tc>
+          <w:tcPr>
+            <w:tcBorders>
+              <w:bottom w:val="none" w:sz="0" w:space="0" w:color="000000"/>
+              <w:top w:val="none" w:sz="0" w:space="0" w:color="000000"/>
+              <w:left w:val="none" w:sz="0" w:space="0" w:color="000000"/>
+              <w:right w:val="none" w:sz="0" w:space="0" w:color="000000"/>
+            </w:tcBorders>
+            <w:shd w:val="clear" w:color="auto" w:fill="FFFFFF"/>
+            <w:tcMar>
+              <w:top w:w="0" w:type="dxa"/>
+              <w:bottom w:w="0" w:type="dxa"/>
+              <w:left w:w="0" w:type="dxa"/>
+              <w:right w:w="0" w:type="dxa"/>
+            </w:tcMar>
+            <w:vAlign w:val="center"/>
+          </w:tcPr>
+          <w:p>
+            <w:pPr>
+              <w:pStyle w:val="Normal"/>
+              <w:jc w:val="left"/>
+              <w:pBdr>
+                <w:bottom w:val="none" w:sz="0" w:space="0" w:color="000000"/>
+                <w:top w:val="none" w:sz="0" w:space="0" w:color="000000"/>
+                <w:left w:val="none" w:sz="0" w:space="0" w:color="000000"/>
+                <w:right w:val="none" w:sz="0" w:space="0" w:color="000000"/>
+              </w:pBdr>
+              <w:spacing w:after="100" w:before="100" w:line="240"/>
+              <w:ind w:left="100" w:right="100" w:firstLine="0" w:firstLineChars="0"/>
+              <w:rPr>
+                <w:rFonts w:ascii="Times New Roman" w:hAnsi="Times New Roman" w:eastAsia="Times New Roman" w:cs="Times New Roman"/>
+                <w:i w:val="false"/>
+                <w:b w:val="false"/>
+                <w:u w:val="none"/>
+                <w:strike w:val="false"/>
+                <w:sz w:val="18"/>
+                <w:szCs w:val="18"/>
+                <w:color w:val="000000"/>
+              </w:rPr>
+            </w:pPr>
+            <w:r>
+              <w:rPr>
+                <w:rFonts w:ascii="Times New Roman" w:hAnsi="Times New Roman" w:eastAsia="Times New Roman" w:cs="Times New Roman"/>
+                <w:i w:val="false"/>
+                <w:b w:val="false"/>
+                <w:u w:val="none"/>
+                <w:strike w:val="false"/>
+                <w:sz w:val="18"/>
+                <w:szCs w:val="18"/>
+                <w:color w:val="000000"/>
+              </w:rPr>
+              <w:t xml:space="preserve">0.061</w:t>
             </w:r>
           </w:p>
         </w:tc>
@@ -7940,62 +7940,62 @@
                 <w:szCs w:val="18"/>
                 <w:color w:val="000000"/>
               </w:rPr>
-              <w:t xml:space="preserve">0.71 (0.53–0.97)</w:t>
-            </w:r>
-          </w:p>
-        </w:tc>
-        <w:tc>
-          <w:tcPr>
-            <w:tcBorders>
-              <w:bottom w:val="none" w:sz="0" w:space="0" w:color="000000"/>
-              <w:top w:val="none" w:sz="0" w:space="0" w:color="000000"/>
-              <w:left w:val="none" w:sz="0" w:space="0" w:color="000000"/>
-              <w:right w:val="none" w:sz="0" w:space="0" w:color="000000"/>
-            </w:tcBorders>
-            <w:shd w:val="clear" w:color="auto" w:fill="FFFFFF"/>
-            <w:tcMar>
-              <w:top w:w="0" w:type="dxa"/>
-              <w:bottom w:w="0" w:type="dxa"/>
-              <w:left w:w="0" w:type="dxa"/>
-              <w:right w:w="0" w:type="dxa"/>
-            </w:tcMar>
-            <w:vAlign w:val="center"/>
-          </w:tcPr>
-          <w:p>
-            <w:pPr>
-              <w:pStyle w:val="Normal"/>
-              <w:jc w:val="left"/>
-              <w:pBdr>
-                <w:bottom w:val="none" w:sz="0" w:space="0" w:color="000000"/>
-                <w:top w:val="none" w:sz="0" w:space="0" w:color="000000"/>
-                <w:left w:val="none" w:sz="0" w:space="0" w:color="000000"/>
-                <w:right w:val="none" w:sz="0" w:space="0" w:color="000000"/>
-              </w:pBdr>
-              <w:spacing w:after="100" w:before="100" w:line="240"/>
-              <w:ind w:left="100" w:right="100" w:firstLine="0" w:firstLineChars="0"/>
-              <w:rPr>
-                <w:rFonts w:ascii="Times New Roman" w:hAnsi="Times New Roman" w:eastAsia="Times New Roman" w:cs="Times New Roman"/>
-                <w:i w:val="false"/>
-                <w:b w:val="false"/>
-                <w:u w:val="none"/>
-                <w:strike w:val="false"/>
-                <w:sz w:val="18"/>
-                <w:szCs w:val="18"/>
-                <w:color w:val="000000"/>
-              </w:rPr>
-            </w:pPr>
-            <w:r>
-              <w:rPr>
-                <w:rFonts w:ascii="Times New Roman" w:hAnsi="Times New Roman" w:eastAsia="Times New Roman" w:cs="Times New Roman"/>
-                <w:i w:val="false"/>
-                <w:b w:val="false"/>
-                <w:u w:val="none"/>
-                <w:strike w:val="false"/>
-                <w:sz w:val="18"/>
-                <w:szCs w:val="18"/>
-                <w:color w:val="000000"/>
-              </w:rPr>
-              <w:t xml:space="preserve">0.032</w:t>
+              <w:t xml:space="preserve">0.72 (0.53–0.98)</w:t>
+            </w:r>
+          </w:p>
+        </w:tc>
+        <w:tc>
+          <w:tcPr>
+            <w:tcBorders>
+              <w:bottom w:val="none" w:sz="0" w:space="0" w:color="000000"/>
+              <w:top w:val="none" w:sz="0" w:space="0" w:color="000000"/>
+              <w:left w:val="none" w:sz="0" w:space="0" w:color="000000"/>
+              <w:right w:val="none" w:sz="0" w:space="0" w:color="000000"/>
+            </w:tcBorders>
+            <w:shd w:val="clear" w:color="auto" w:fill="FFFFFF"/>
+            <w:tcMar>
+              <w:top w:w="0" w:type="dxa"/>
+              <w:bottom w:w="0" w:type="dxa"/>
+              <w:left w:w="0" w:type="dxa"/>
+              <w:right w:w="0" w:type="dxa"/>
+            </w:tcMar>
+            <w:vAlign w:val="center"/>
+          </w:tcPr>
+          <w:p>
+            <w:pPr>
+              <w:pStyle w:val="Normal"/>
+              <w:jc w:val="left"/>
+              <w:pBdr>
+                <w:bottom w:val="none" w:sz="0" w:space="0" w:color="000000"/>
+                <w:top w:val="none" w:sz="0" w:space="0" w:color="000000"/>
+                <w:left w:val="none" w:sz="0" w:space="0" w:color="000000"/>
+                <w:right w:val="none" w:sz="0" w:space="0" w:color="000000"/>
+              </w:pBdr>
+              <w:spacing w:after="100" w:before="100" w:line="240"/>
+              <w:ind w:left="100" w:right="100" w:firstLine="0" w:firstLineChars="0"/>
+              <w:rPr>
+                <w:rFonts w:ascii="Times New Roman" w:hAnsi="Times New Roman" w:eastAsia="Times New Roman" w:cs="Times New Roman"/>
+                <w:i w:val="false"/>
+                <w:b w:val="false"/>
+                <w:u w:val="none"/>
+                <w:strike w:val="false"/>
+                <w:sz w:val="18"/>
+                <w:szCs w:val="18"/>
+                <w:color w:val="000000"/>
+              </w:rPr>
+            </w:pPr>
+            <w:r>
+              <w:rPr>
+                <w:rFonts w:ascii="Times New Roman" w:hAnsi="Times New Roman" w:eastAsia="Times New Roman" w:cs="Times New Roman"/>
+                <w:i w:val="false"/>
+                <w:b w:val="false"/>
+                <w:u w:val="none"/>
+                <w:strike w:val="false"/>
+                <w:sz w:val="18"/>
+                <w:szCs w:val="18"/>
+                <w:color w:val="000000"/>
+              </w:rPr>
+              <w:t xml:space="preserve">0.037</w:t>
             </w:r>
           </w:p>
         </w:tc>
@@ -8830,62 +8830,62 @@
                 <w:szCs w:val="18"/>
                 <w:color w:val="000000"/>
               </w:rPr>
-              <w:t xml:space="preserve">1.61 (0.64–4.01)</w:t>
-            </w:r>
-          </w:p>
-        </w:tc>
-        <w:tc>
-          <w:tcPr>
-            <w:tcBorders>
-              <w:bottom w:val="none" w:sz="0" w:space="0" w:color="000000"/>
-              <w:top w:val="none" w:sz="0" w:space="0" w:color="000000"/>
-              <w:left w:val="none" w:sz="0" w:space="0" w:color="000000"/>
-              <w:right w:val="none" w:sz="0" w:space="0" w:color="000000"/>
-            </w:tcBorders>
-            <w:shd w:val="clear" w:color="auto" w:fill="FFFFFF"/>
-            <w:tcMar>
-              <w:top w:w="0" w:type="dxa"/>
-              <w:bottom w:w="0" w:type="dxa"/>
-              <w:left w:w="0" w:type="dxa"/>
-              <w:right w:w="0" w:type="dxa"/>
-            </w:tcMar>
-            <w:vAlign w:val="center"/>
-          </w:tcPr>
-          <w:p>
-            <w:pPr>
-              <w:pStyle w:val="Normal"/>
-              <w:jc w:val="left"/>
-              <w:pBdr>
-                <w:bottom w:val="none" w:sz="0" w:space="0" w:color="000000"/>
-                <w:top w:val="none" w:sz="0" w:space="0" w:color="000000"/>
-                <w:left w:val="none" w:sz="0" w:space="0" w:color="000000"/>
-                <w:right w:val="none" w:sz="0" w:space="0" w:color="000000"/>
-              </w:pBdr>
-              <w:spacing w:after="100" w:before="100" w:line="240"/>
-              <w:ind w:left="100" w:right="100" w:firstLine="0" w:firstLineChars="0"/>
-              <w:rPr>
-                <w:rFonts w:ascii="Times New Roman" w:hAnsi="Times New Roman" w:eastAsia="Times New Roman" w:cs="Times New Roman"/>
-                <w:i w:val="false"/>
-                <w:b w:val="false"/>
-                <w:u w:val="none"/>
-                <w:strike w:val="false"/>
-                <w:sz w:val="18"/>
-                <w:szCs w:val="18"/>
-                <w:color w:val="000000"/>
-              </w:rPr>
-            </w:pPr>
-            <w:r>
-              <w:rPr>
-                <w:rFonts w:ascii="Times New Roman" w:hAnsi="Times New Roman" w:eastAsia="Times New Roman" w:cs="Times New Roman"/>
-                <w:i w:val="false"/>
-                <w:b w:val="false"/>
-                <w:u w:val="none"/>
-                <w:strike w:val="false"/>
-                <w:sz w:val="18"/>
-                <w:szCs w:val="18"/>
-                <w:color w:val="000000"/>
-              </w:rPr>
-              <w:t xml:space="preserve">0.308</w:t>
+              <w:t xml:space="preserve">1.52 (0.61–3.80)</w:t>
+            </w:r>
+          </w:p>
+        </w:tc>
+        <w:tc>
+          <w:tcPr>
+            <w:tcBorders>
+              <w:bottom w:val="none" w:sz="0" w:space="0" w:color="000000"/>
+              <w:top w:val="none" w:sz="0" w:space="0" w:color="000000"/>
+              <w:left w:val="none" w:sz="0" w:space="0" w:color="000000"/>
+              <w:right w:val="none" w:sz="0" w:space="0" w:color="000000"/>
+            </w:tcBorders>
+            <w:shd w:val="clear" w:color="auto" w:fill="FFFFFF"/>
+            <w:tcMar>
+              <w:top w:w="0" w:type="dxa"/>
+              <w:bottom w:w="0" w:type="dxa"/>
+              <w:left w:w="0" w:type="dxa"/>
+              <w:right w:w="0" w:type="dxa"/>
+            </w:tcMar>
+            <w:vAlign w:val="center"/>
+          </w:tcPr>
+          <w:p>
+            <w:pPr>
+              <w:pStyle w:val="Normal"/>
+              <w:jc w:val="left"/>
+              <w:pBdr>
+                <w:bottom w:val="none" w:sz="0" w:space="0" w:color="000000"/>
+                <w:top w:val="none" w:sz="0" w:space="0" w:color="000000"/>
+                <w:left w:val="none" w:sz="0" w:space="0" w:color="000000"/>
+                <w:right w:val="none" w:sz="0" w:space="0" w:color="000000"/>
+              </w:pBdr>
+              <w:spacing w:after="100" w:before="100" w:line="240"/>
+              <w:ind w:left="100" w:right="100" w:firstLine="0" w:firstLineChars="0"/>
+              <w:rPr>
+                <w:rFonts w:ascii="Times New Roman" w:hAnsi="Times New Roman" w:eastAsia="Times New Roman" w:cs="Times New Roman"/>
+                <w:i w:val="false"/>
+                <w:b w:val="false"/>
+                <w:u w:val="none"/>
+                <w:strike w:val="false"/>
+                <w:sz w:val="18"/>
+                <w:szCs w:val="18"/>
+                <w:color w:val="000000"/>
+              </w:rPr>
+            </w:pPr>
+            <w:r>
+              <w:rPr>
+                <w:rFonts w:ascii="Times New Roman" w:hAnsi="Times New Roman" w:eastAsia="Times New Roman" w:cs="Times New Roman"/>
+                <w:i w:val="false"/>
+                <w:b w:val="false"/>
+                <w:u w:val="none"/>
+                <w:strike w:val="false"/>
+                <w:sz w:val="18"/>
+                <w:szCs w:val="18"/>
+                <w:color w:val="000000"/>
+              </w:rPr>
+              <w:t xml:space="preserve">0.366</w:t>
             </w:r>
           </w:p>
         </w:tc>
@@ -9275,62 +9275,62 @@
                 <w:szCs w:val="18"/>
                 <w:color w:val="000000"/>
               </w:rPr>
-              <w:t xml:space="preserve">2.07 (0.83–5.13)</w:t>
-            </w:r>
-          </w:p>
-        </w:tc>
-        <w:tc>
-          <w:tcPr>
-            <w:tcBorders>
-              <w:bottom w:val="none" w:sz="0" w:space="0" w:color="000000"/>
-              <w:top w:val="none" w:sz="0" w:space="0" w:color="000000"/>
-              <w:left w:val="none" w:sz="0" w:space="0" w:color="000000"/>
-              <w:right w:val="none" w:sz="0" w:space="0" w:color="000000"/>
-            </w:tcBorders>
-            <w:shd w:val="clear" w:color="auto" w:fill="FFFFFF"/>
-            <w:tcMar>
-              <w:top w:w="0" w:type="dxa"/>
-              <w:bottom w:w="0" w:type="dxa"/>
-              <w:left w:w="0" w:type="dxa"/>
-              <w:right w:w="0" w:type="dxa"/>
-            </w:tcMar>
-            <w:vAlign w:val="center"/>
-          </w:tcPr>
-          <w:p>
-            <w:pPr>
-              <w:pStyle w:val="Normal"/>
-              <w:jc w:val="left"/>
-              <w:pBdr>
-                <w:bottom w:val="none" w:sz="0" w:space="0" w:color="000000"/>
-                <w:top w:val="none" w:sz="0" w:space="0" w:color="000000"/>
-                <w:left w:val="none" w:sz="0" w:space="0" w:color="000000"/>
-                <w:right w:val="none" w:sz="0" w:space="0" w:color="000000"/>
-              </w:pBdr>
-              <w:spacing w:after="100" w:before="100" w:line="240"/>
-              <w:ind w:left="100" w:right="100" w:firstLine="0" w:firstLineChars="0"/>
-              <w:rPr>
-                <w:rFonts w:ascii="Times New Roman" w:hAnsi="Times New Roman" w:eastAsia="Times New Roman" w:cs="Times New Roman"/>
-                <w:i w:val="false"/>
-                <w:b w:val="false"/>
-                <w:u w:val="none"/>
-                <w:strike w:val="false"/>
-                <w:sz w:val="18"/>
-                <w:szCs w:val="18"/>
-                <w:color w:val="000000"/>
-              </w:rPr>
-            </w:pPr>
-            <w:r>
-              <w:rPr>
-                <w:rFonts w:ascii="Times New Roman" w:hAnsi="Times New Roman" w:eastAsia="Times New Roman" w:cs="Times New Roman"/>
-                <w:i w:val="false"/>
-                <w:b w:val="false"/>
-                <w:u w:val="none"/>
-                <w:strike w:val="false"/>
-                <w:sz w:val="18"/>
-                <w:szCs w:val="18"/>
-                <w:color w:val="000000"/>
-              </w:rPr>
-              <w:t xml:space="preserve">0.118</w:t>
+              <w:t xml:space="preserve">1.95 (0.78–4.85)</w:t>
+            </w:r>
+          </w:p>
+        </w:tc>
+        <w:tc>
+          <w:tcPr>
+            <w:tcBorders>
+              <w:bottom w:val="none" w:sz="0" w:space="0" w:color="000000"/>
+              <w:top w:val="none" w:sz="0" w:space="0" w:color="000000"/>
+              <w:left w:val="none" w:sz="0" w:space="0" w:color="000000"/>
+              <w:right w:val="none" w:sz="0" w:space="0" w:color="000000"/>
+            </w:tcBorders>
+            <w:shd w:val="clear" w:color="auto" w:fill="FFFFFF"/>
+            <w:tcMar>
+              <w:top w:w="0" w:type="dxa"/>
+              <w:bottom w:w="0" w:type="dxa"/>
+              <w:left w:w="0" w:type="dxa"/>
+              <w:right w:w="0" w:type="dxa"/>
+            </w:tcMar>
+            <w:vAlign w:val="center"/>
+          </w:tcPr>
+          <w:p>
+            <w:pPr>
+              <w:pStyle w:val="Normal"/>
+              <w:jc w:val="left"/>
+              <w:pBdr>
+                <w:bottom w:val="none" w:sz="0" w:space="0" w:color="000000"/>
+                <w:top w:val="none" w:sz="0" w:space="0" w:color="000000"/>
+                <w:left w:val="none" w:sz="0" w:space="0" w:color="000000"/>
+                <w:right w:val="none" w:sz="0" w:space="0" w:color="000000"/>
+              </w:pBdr>
+              <w:spacing w:after="100" w:before="100" w:line="240"/>
+              <w:ind w:left="100" w:right="100" w:firstLine="0" w:firstLineChars="0"/>
+              <w:rPr>
+                <w:rFonts w:ascii="Times New Roman" w:hAnsi="Times New Roman" w:eastAsia="Times New Roman" w:cs="Times New Roman"/>
+                <w:i w:val="false"/>
+                <w:b w:val="false"/>
+                <w:u w:val="none"/>
+                <w:strike w:val="false"/>
+                <w:sz w:val="18"/>
+                <w:szCs w:val="18"/>
+                <w:color w:val="000000"/>
+              </w:rPr>
+            </w:pPr>
+            <w:r>
+              <w:rPr>
+                <w:rFonts w:ascii="Times New Roman" w:hAnsi="Times New Roman" w:eastAsia="Times New Roman" w:cs="Times New Roman"/>
+                <w:i w:val="false"/>
+                <w:b w:val="false"/>
+                <w:u w:val="none"/>
+                <w:strike w:val="false"/>
+                <w:sz w:val="18"/>
+                <w:szCs w:val="18"/>
+                <w:color w:val="000000"/>
+              </w:rPr>
+              <w:t xml:space="preserve">0.150</w:t>
             </w:r>
           </w:p>
         </w:tc>
@@ -9720,7 +9720,7 @@
                 <w:szCs w:val="18"/>
                 <w:color w:val="000000"/>
               </w:rPr>
-              <w:t xml:space="preserve">10.22 (4.00–26.14)</w:t>
+              <w:t xml:space="preserve">9.66 (3.79–24.61)</w:t>
             </w:r>
           </w:p>
         </w:tc>
@@ -9945,7 +9945,7 @@
                 <w:szCs w:val="18"/>
                 <w:color w:val="000000"/>
               </w:rPr>
-              <w:t xml:space="preserve">MS4A1 expression</w:t>
+              <w:t xml:space="preserve">ROCK2 expression</w:t>
             </w:r>
           </w:p>
         </w:tc>
@@ -10055,7 +10055,7 @@
                 <w:szCs w:val="18"/>
                 <w:color w:val="000000"/>
               </w:rPr>
-              <w:t xml:space="preserve">256</w:t>
+              <w:t xml:space="preserve">246</w:t>
             </w:r>
           </w:p>
         </w:tc>
@@ -10500,7 +10500,7 @@
                 <w:szCs w:val="18"/>
                 <w:color w:val="000000"/>
               </w:rPr>
-              <w:t xml:space="preserve">255</w:t>
+              <w:t xml:space="preserve">265</w:t>
             </w:r>
           </w:p>
         </w:tc>
@@ -10610,62 +10610,62 @@
                 <w:szCs w:val="18"/>
                 <w:color w:val="000000"/>
               </w:rPr>
-              <w:t xml:space="preserve">1.22 (0.90–1.66)</w:t>
-            </w:r>
-          </w:p>
-        </w:tc>
-        <w:tc>
-          <w:tcPr>
-            <w:tcBorders>
-              <w:bottom w:val="none" w:sz="0" w:space="0" w:color="000000"/>
-              <w:top w:val="none" w:sz="0" w:space="0" w:color="000000"/>
-              <w:left w:val="none" w:sz="0" w:space="0" w:color="000000"/>
-              <w:right w:val="none" w:sz="0" w:space="0" w:color="000000"/>
-            </w:tcBorders>
-            <w:shd w:val="clear" w:color="auto" w:fill="FFFFFF"/>
-            <w:tcMar>
-              <w:top w:w="0" w:type="dxa"/>
-              <w:bottom w:w="0" w:type="dxa"/>
-              <w:left w:w="0" w:type="dxa"/>
-              <w:right w:w="0" w:type="dxa"/>
-            </w:tcMar>
-            <w:vAlign w:val="center"/>
-          </w:tcPr>
-          <w:p>
-            <w:pPr>
-              <w:pStyle w:val="Normal"/>
-              <w:jc w:val="left"/>
-              <w:pBdr>
-                <w:bottom w:val="none" w:sz="0" w:space="0" w:color="000000"/>
-                <w:top w:val="none" w:sz="0" w:space="0" w:color="000000"/>
-                <w:left w:val="none" w:sz="0" w:space="0" w:color="000000"/>
-                <w:right w:val="none" w:sz="0" w:space="0" w:color="000000"/>
-              </w:pBdr>
-              <w:spacing w:after="100" w:before="100" w:line="240"/>
-              <w:ind w:left="100" w:right="100" w:firstLine="0" w:firstLineChars="0"/>
-              <w:rPr>
-                <w:rFonts w:ascii="Times New Roman" w:hAnsi="Times New Roman" w:eastAsia="Times New Roman" w:cs="Times New Roman"/>
-                <w:i w:val="false"/>
-                <w:b w:val="false"/>
-                <w:u w:val="none"/>
-                <w:strike w:val="false"/>
-                <w:sz w:val="18"/>
-                <w:szCs w:val="18"/>
-                <w:color w:val="000000"/>
-              </w:rPr>
-            </w:pPr>
-            <w:r>
-              <w:rPr>
-                <w:rFonts w:ascii="Times New Roman" w:hAnsi="Times New Roman" w:eastAsia="Times New Roman" w:cs="Times New Roman"/>
-                <w:i w:val="false"/>
-                <w:b w:val="false"/>
-                <w:u w:val="none"/>
-                <w:strike w:val="false"/>
-                <w:sz w:val="18"/>
-                <w:szCs w:val="18"/>
-                <w:color w:val="000000"/>
-              </w:rPr>
-              <w:t xml:space="preserve">0.194</w:t>
+              <w:t xml:space="preserve">0.73 (0.54–0.99)</w:t>
+            </w:r>
+          </w:p>
+        </w:tc>
+        <w:tc>
+          <w:tcPr>
+            <w:tcBorders>
+              <w:bottom w:val="none" w:sz="0" w:space="0" w:color="000000"/>
+              <w:top w:val="none" w:sz="0" w:space="0" w:color="000000"/>
+              <w:left w:val="none" w:sz="0" w:space="0" w:color="000000"/>
+              <w:right w:val="none" w:sz="0" w:space="0" w:color="000000"/>
+            </w:tcBorders>
+            <w:shd w:val="clear" w:color="auto" w:fill="FFFFFF"/>
+            <w:tcMar>
+              <w:top w:w="0" w:type="dxa"/>
+              <w:bottom w:w="0" w:type="dxa"/>
+              <w:left w:w="0" w:type="dxa"/>
+              <w:right w:w="0" w:type="dxa"/>
+            </w:tcMar>
+            <w:vAlign w:val="center"/>
+          </w:tcPr>
+          <w:p>
+            <w:pPr>
+              <w:pStyle w:val="Normal"/>
+              <w:jc w:val="left"/>
+              <w:pBdr>
+                <w:bottom w:val="none" w:sz="0" w:space="0" w:color="000000"/>
+                <w:top w:val="none" w:sz="0" w:space="0" w:color="000000"/>
+                <w:left w:val="none" w:sz="0" w:space="0" w:color="000000"/>
+                <w:right w:val="none" w:sz="0" w:space="0" w:color="000000"/>
+              </w:pBdr>
+              <w:spacing w:after="100" w:before="100" w:line="240"/>
+              <w:ind w:left="100" w:right="100" w:firstLine="0" w:firstLineChars="0"/>
+              <w:rPr>
+                <w:rFonts w:ascii="Times New Roman" w:hAnsi="Times New Roman" w:eastAsia="Times New Roman" w:cs="Times New Roman"/>
+                <w:i w:val="false"/>
+                <w:b w:val="false"/>
+                <w:u w:val="none"/>
+                <w:strike w:val="false"/>
+                <w:sz w:val="18"/>
+                <w:szCs w:val="18"/>
+                <w:color w:val="000000"/>
+              </w:rPr>
+            </w:pPr>
+            <w:r>
+              <w:rPr>
+                <w:rFonts w:ascii="Times New Roman" w:hAnsi="Times New Roman" w:eastAsia="Times New Roman" w:cs="Times New Roman"/>
+                <w:i w:val="false"/>
+                <w:b w:val="false"/>
+                <w:u w:val="none"/>
+                <w:strike w:val="false"/>
+                <w:sz w:val="18"/>
+                <w:szCs w:val="18"/>
+                <w:color w:val="000000"/>
+              </w:rPr>
+              <w:t xml:space="preserve">0.045</w:t>
             </w:r>
           </w:p>
         </w:tc>
@@ -11055,7 +11055,7 @@
                 <w:szCs w:val="18"/>
                 <w:color w:val="000000"/>
               </w:rPr>
-              <w:t xml:space="preserve">1.39 (1.23–1.58)</w:t>
+              <w:t xml:space="preserve">1.40 (1.23–1.59)</w:t>
             </w:r>
           </w:p>
         </w:tc>
@@ -11945,62 +11945,62 @@
                 <w:szCs w:val="18"/>
                 <w:color w:val="000000"/>
               </w:rPr>
-              <w:t xml:space="preserve">0.72 (0.53–0.98)</w:t>
-            </w:r>
-          </w:p>
-        </w:tc>
-        <w:tc>
-          <w:tcPr>
-            <w:tcBorders>
-              <w:bottom w:val="none" w:sz="0" w:space="0" w:color="000000"/>
-              <w:top w:val="none" w:sz="0" w:space="0" w:color="000000"/>
-              <w:left w:val="none" w:sz="0" w:space="0" w:color="000000"/>
-              <w:right w:val="none" w:sz="0" w:space="0" w:color="000000"/>
-            </w:tcBorders>
-            <w:shd w:val="clear" w:color="auto" w:fill="FFFFFF"/>
-            <w:tcMar>
-              <w:top w:w="0" w:type="dxa"/>
-              <w:bottom w:w="0" w:type="dxa"/>
-              <w:left w:w="0" w:type="dxa"/>
-              <w:right w:w="0" w:type="dxa"/>
-            </w:tcMar>
-            <w:vAlign w:val="center"/>
-          </w:tcPr>
-          <w:p>
-            <w:pPr>
-              <w:pStyle w:val="Normal"/>
-              <w:jc w:val="left"/>
-              <w:pBdr>
-                <w:bottom w:val="none" w:sz="0" w:space="0" w:color="000000"/>
-                <w:top w:val="none" w:sz="0" w:space="0" w:color="000000"/>
-                <w:left w:val="none" w:sz="0" w:space="0" w:color="000000"/>
-                <w:right w:val="none" w:sz="0" w:space="0" w:color="000000"/>
-              </w:pBdr>
-              <w:spacing w:after="100" w:before="100" w:line="240"/>
-              <w:ind w:left="100" w:right="100" w:firstLine="0" w:firstLineChars="0"/>
-              <w:rPr>
-                <w:rFonts w:ascii="Times New Roman" w:hAnsi="Times New Roman" w:eastAsia="Times New Roman" w:cs="Times New Roman"/>
-                <w:i w:val="false"/>
-                <w:b w:val="false"/>
-                <w:u w:val="none"/>
-                <w:strike w:val="false"/>
-                <w:sz w:val="18"/>
-                <w:szCs w:val="18"/>
-                <w:color w:val="000000"/>
-              </w:rPr>
-            </w:pPr>
-            <w:r>
-              <w:rPr>
-                <w:rFonts w:ascii="Times New Roman" w:hAnsi="Times New Roman" w:eastAsia="Times New Roman" w:cs="Times New Roman"/>
-                <w:i w:val="false"/>
-                <w:b w:val="false"/>
-                <w:u w:val="none"/>
-                <w:strike w:val="false"/>
-                <w:sz w:val="18"/>
-                <w:szCs w:val="18"/>
-                <w:color w:val="000000"/>
-              </w:rPr>
-              <w:t xml:space="preserve">0.037</w:t>
+              <w:t xml:space="preserve">0.73 (0.54–1.00)</w:t>
+            </w:r>
+          </w:p>
+        </w:tc>
+        <w:tc>
+          <w:tcPr>
+            <w:tcBorders>
+              <w:bottom w:val="none" w:sz="0" w:space="0" w:color="000000"/>
+              <w:top w:val="none" w:sz="0" w:space="0" w:color="000000"/>
+              <w:left w:val="none" w:sz="0" w:space="0" w:color="000000"/>
+              <w:right w:val="none" w:sz="0" w:space="0" w:color="000000"/>
+            </w:tcBorders>
+            <w:shd w:val="clear" w:color="auto" w:fill="FFFFFF"/>
+            <w:tcMar>
+              <w:top w:w="0" w:type="dxa"/>
+              <w:bottom w:w="0" w:type="dxa"/>
+              <w:left w:w="0" w:type="dxa"/>
+              <w:right w:w="0" w:type="dxa"/>
+            </w:tcMar>
+            <w:vAlign w:val="center"/>
+          </w:tcPr>
+          <w:p>
+            <w:pPr>
+              <w:pStyle w:val="Normal"/>
+              <w:jc w:val="left"/>
+              <w:pBdr>
+                <w:bottom w:val="none" w:sz="0" w:space="0" w:color="000000"/>
+                <w:top w:val="none" w:sz="0" w:space="0" w:color="000000"/>
+                <w:left w:val="none" w:sz="0" w:space="0" w:color="000000"/>
+                <w:right w:val="none" w:sz="0" w:space="0" w:color="000000"/>
+              </w:pBdr>
+              <w:spacing w:after="100" w:before="100" w:line="240"/>
+              <w:ind w:left="100" w:right="100" w:firstLine="0" w:firstLineChars="0"/>
+              <w:rPr>
+                <w:rFonts w:ascii="Times New Roman" w:hAnsi="Times New Roman" w:eastAsia="Times New Roman" w:cs="Times New Roman"/>
+                <w:i w:val="false"/>
+                <w:b w:val="false"/>
+                <w:u w:val="none"/>
+                <w:strike w:val="false"/>
+                <w:sz w:val="18"/>
+                <w:szCs w:val="18"/>
+                <w:color w:val="000000"/>
+              </w:rPr>
+            </w:pPr>
+            <w:r>
+              <w:rPr>
+                <w:rFonts w:ascii="Times New Roman" w:hAnsi="Times New Roman" w:eastAsia="Times New Roman" w:cs="Times New Roman"/>
+                <w:i w:val="false"/>
+                <w:b w:val="false"/>
+                <w:u w:val="none"/>
+                <w:strike w:val="false"/>
+                <w:sz w:val="18"/>
+                <w:szCs w:val="18"/>
+                <w:color w:val="000000"/>
+              </w:rPr>
+              <w:t xml:space="preserve">0.050</w:t>
             </w:r>
           </w:p>
         </w:tc>
@@ -12835,62 +12835,62 @@
                 <w:szCs w:val="18"/>
                 <w:color w:val="000000"/>
               </w:rPr>
-              <w:t xml:space="preserve">1.60 (0.64–3.98)</w:t>
-            </w:r>
-          </w:p>
-        </w:tc>
-        <w:tc>
-          <w:tcPr>
-            <w:tcBorders>
-              <w:bottom w:val="none" w:sz="0" w:space="0" w:color="000000"/>
-              <w:top w:val="none" w:sz="0" w:space="0" w:color="000000"/>
-              <w:left w:val="none" w:sz="0" w:space="0" w:color="000000"/>
-              <w:right w:val="none" w:sz="0" w:space="0" w:color="000000"/>
-            </w:tcBorders>
-            <w:shd w:val="clear" w:color="auto" w:fill="FFFFFF"/>
-            <w:tcMar>
-              <w:top w:w="0" w:type="dxa"/>
-              <w:bottom w:w="0" w:type="dxa"/>
-              <w:left w:w="0" w:type="dxa"/>
-              <w:right w:w="0" w:type="dxa"/>
-            </w:tcMar>
-            <w:vAlign w:val="center"/>
-          </w:tcPr>
-          <w:p>
-            <w:pPr>
-              <w:pStyle w:val="Normal"/>
-              <w:jc w:val="left"/>
-              <w:pBdr>
-                <w:bottom w:val="none" w:sz="0" w:space="0" w:color="000000"/>
-                <w:top w:val="none" w:sz="0" w:space="0" w:color="000000"/>
-                <w:left w:val="none" w:sz="0" w:space="0" w:color="000000"/>
-                <w:right w:val="none" w:sz="0" w:space="0" w:color="000000"/>
-              </w:pBdr>
-              <w:spacing w:after="100" w:before="100" w:line="240"/>
-              <w:ind w:left="100" w:right="100" w:firstLine="0" w:firstLineChars="0"/>
-              <w:rPr>
-                <w:rFonts w:ascii="Times New Roman" w:hAnsi="Times New Roman" w:eastAsia="Times New Roman" w:cs="Times New Roman"/>
-                <w:i w:val="false"/>
-                <w:b w:val="false"/>
-                <w:u w:val="none"/>
-                <w:strike w:val="false"/>
-                <w:sz w:val="18"/>
-                <w:szCs w:val="18"/>
-                <w:color w:val="000000"/>
-              </w:rPr>
-            </w:pPr>
-            <w:r>
-              <w:rPr>
-                <w:rFonts w:ascii="Times New Roman" w:hAnsi="Times New Roman" w:eastAsia="Times New Roman" w:cs="Times New Roman"/>
-                <w:i w:val="false"/>
-                <w:b w:val="false"/>
-                <w:u w:val="none"/>
-                <w:strike w:val="false"/>
-                <w:sz w:val="18"/>
-                <w:szCs w:val="18"/>
-                <w:color w:val="000000"/>
-              </w:rPr>
-              <w:t xml:space="preserve">0.316</w:t>
+              <w:t xml:space="preserve">1.49 (0.60–3.73)</w:t>
+            </w:r>
+          </w:p>
+        </w:tc>
+        <w:tc>
+          <w:tcPr>
+            <w:tcBorders>
+              <w:bottom w:val="none" w:sz="0" w:space="0" w:color="000000"/>
+              <w:top w:val="none" w:sz="0" w:space="0" w:color="000000"/>
+              <w:left w:val="none" w:sz="0" w:space="0" w:color="000000"/>
+              <w:right w:val="none" w:sz="0" w:space="0" w:color="000000"/>
+            </w:tcBorders>
+            <w:shd w:val="clear" w:color="auto" w:fill="FFFFFF"/>
+            <w:tcMar>
+              <w:top w:w="0" w:type="dxa"/>
+              <w:bottom w:w="0" w:type="dxa"/>
+              <w:left w:w="0" w:type="dxa"/>
+              <w:right w:w="0" w:type="dxa"/>
+            </w:tcMar>
+            <w:vAlign w:val="center"/>
+          </w:tcPr>
+          <w:p>
+            <w:pPr>
+              <w:pStyle w:val="Normal"/>
+              <w:jc w:val="left"/>
+              <w:pBdr>
+                <w:bottom w:val="none" w:sz="0" w:space="0" w:color="000000"/>
+                <w:top w:val="none" w:sz="0" w:space="0" w:color="000000"/>
+                <w:left w:val="none" w:sz="0" w:space="0" w:color="000000"/>
+                <w:right w:val="none" w:sz="0" w:space="0" w:color="000000"/>
+              </w:pBdr>
+              <w:spacing w:after="100" w:before="100" w:line="240"/>
+              <w:ind w:left="100" w:right="100" w:firstLine="0" w:firstLineChars="0"/>
+              <w:rPr>
+                <w:rFonts w:ascii="Times New Roman" w:hAnsi="Times New Roman" w:eastAsia="Times New Roman" w:cs="Times New Roman"/>
+                <w:i w:val="false"/>
+                <w:b w:val="false"/>
+                <w:u w:val="none"/>
+                <w:strike w:val="false"/>
+                <w:sz w:val="18"/>
+                <w:szCs w:val="18"/>
+                <w:color w:val="000000"/>
+              </w:rPr>
+            </w:pPr>
+            <w:r>
+              <w:rPr>
+                <w:rFonts w:ascii="Times New Roman" w:hAnsi="Times New Roman" w:eastAsia="Times New Roman" w:cs="Times New Roman"/>
+                <w:i w:val="false"/>
+                <w:b w:val="false"/>
+                <w:u w:val="none"/>
+                <w:strike w:val="false"/>
+                <w:sz w:val="18"/>
+                <w:szCs w:val="18"/>
+                <w:color w:val="000000"/>
+              </w:rPr>
+              <w:t xml:space="preserve">0.389</w:t>
             </w:r>
           </w:p>
         </w:tc>
@@ -13280,62 +13280,62 @@
                 <w:szCs w:val="18"/>
                 <w:color w:val="000000"/>
               </w:rPr>
-              <w:t xml:space="preserve">2.05 (0.83–5.10)</w:t>
-            </w:r>
-          </w:p>
-        </w:tc>
-        <w:tc>
-          <w:tcPr>
-            <w:tcBorders>
-              <w:bottom w:val="none" w:sz="0" w:space="0" w:color="000000"/>
-              <w:top w:val="none" w:sz="0" w:space="0" w:color="000000"/>
-              <w:left w:val="none" w:sz="0" w:space="0" w:color="000000"/>
-              <w:right w:val="none" w:sz="0" w:space="0" w:color="000000"/>
-            </w:tcBorders>
-            <w:shd w:val="clear" w:color="auto" w:fill="FFFFFF"/>
-            <w:tcMar>
-              <w:top w:w="0" w:type="dxa"/>
-              <w:bottom w:w="0" w:type="dxa"/>
-              <w:left w:w="0" w:type="dxa"/>
-              <w:right w:w="0" w:type="dxa"/>
-            </w:tcMar>
-            <w:vAlign w:val="center"/>
-          </w:tcPr>
-          <w:p>
-            <w:pPr>
-              <w:pStyle w:val="Normal"/>
-              <w:jc w:val="left"/>
-              <w:pBdr>
-                <w:bottom w:val="none" w:sz="0" w:space="0" w:color="000000"/>
-                <w:top w:val="none" w:sz="0" w:space="0" w:color="000000"/>
-                <w:left w:val="none" w:sz="0" w:space="0" w:color="000000"/>
-                <w:right w:val="none" w:sz="0" w:space="0" w:color="000000"/>
-              </w:pBdr>
-              <w:spacing w:after="100" w:before="100" w:line="240"/>
-              <w:ind w:left="100" w:right="100" w:firstLine="0" w:firstLineChars="0"/>
-              <w:rPr>
-                <w:rFonts w:ascii="Times New Roman" w:hAnsi="Times New Roman" w:eastAsia="Times New Roman" w:cs="Times New Roman"/>
-                <w:i w:val="false"/>
-                <w:b w:val="false"/>
-                <w:u w:val="none"/>
-                <w:strike w:val="false"/>
-                <w:sz w:val="18"/>
-                <w:szCs w:val="18"/>
-                <w:color w:val="000000"/>
-              </w:rPr>
-            </w:pPr>
-            <w:r>
-              <w:rPr>
-                <w:rFonts w:ascii="Times New Roman" w:hAnsi="Times New Roman" w:eastAsia="Times New Roman" w:cs="Times New Roman"/>
-                <w:i w:val="false"/>
-                <w:b w:val="false"/>
-                <w:u w:val="none"/>
-                <w:strike w:val="false"/>
-                <w:sz w:val="18"/>
-                <w:szCs w:val="18"/>
-                <w:color w:val="000000"/>
-              </w:rPr>
-              <w:t xml:space="preserve">0.122</w:t>
+              <w:t xml:space="preserve">1.91 (0.77–4.75)</w:t>
+            </w:r>
+          </w:p>
+        </w:tc>
+        <w:tc>
+          <w:tcPr>
+            <w:tcBorders>
+              <w:bottom w:val="none" w:sz="0" w:space="0" w:color="000000"/>
+              <w:top w:val="none" w:sz="0" w:space="0" w:color="000000"/>
+              <w:left w:val="none" w:sz="0" w:space="0" w:color="000000"/>
+              <w:right w:val="none" w:sz="0" w:space="0" w:color="000000"/>
+            </w:tcBorders>
+            <w:shd w:val="clear" w:color="auto" w:fill="FFFFFF"/>
+            <w:tcMar>
+              <w:top w:w="0" w:type="dxa"/>
+              <w:bottom w:w="0" w:type="dxa"/>
+              <w:left w:w="0" w:type="dxa"/>
+              <w:right w:w="0" w:type="dxa"/>
+            </w:tcMar>
+            <w:vAlign w:val="center"/>
+          </w:tcPr>
+          <w:p>
+            <w:pPr>
+              <w:pStyle w:val="Normal"/>
+              <w:jc w:val="left"/>
+              <w:pBdr>
+                <w:bottom w:val="none" w:sz="0" w:space="0" w:color="000000"/>
+                <w:top w:val="none" w:sz="0" w:space="0" w:color="000000"/>
+                <w:left w:val="none" w:sz="0" w:space="0" w:color="000000"/>
+                <w:right w:val="none" w:sz="0" w:space="0" w:color="000000"/>
+              </w:pBdr>
+              <w:spacing w:after="100" w:before="100" w:line="240"/>
+              <w:ind w:left="100" w:right="100" w:firstLine="0" w:firstLineChars="0"/>
+              <w:rPr>
+                <w:rFonts w:ascii="Times New Roman" w:hAnsi="Times New Roman" w:eastAsia="Times New Roman" w:cs="Times New Roman"/>
+                <w:i w:val="false"/>
+                <w:b w:val="false"/>
+                <w:u w:val="none"/>
+                <w:strike w:val="false"/>
+                <w:sz w:val="18"/>
+                <w:szCs w:val="18"/>
+                <w:color w:val="000000"/>
+              </w:rPr>
+            </w:pPr>
+            <w:r>
+              <w:rPr>
+                <w:rFonts w:ascii="Times New Roman" w:hAnsi="Times New Roman" w:eastAsia="Times New Roman" w:cs="Times New Roman"/>
+                <w:i w:val="false"/>
+                <w:b w:val="false"/>
+                <w:u w:val="none"/>
+                <w:strike w:val="false"/>
+                <w:sz w:val="18"/>
+                <w:szCs w:val="18"/>
+                <w:color w:val="000000"/>
+              </w:rPr>
+              <w:t xml:space="preserve">0.165</w:t>
             </w:r>
           </w:p>
         </w:tc>
@@ -13725,7 +13725,7 @@
                 <w:szCs w:val="18"/>
                 <w:color w:val="000000"/>
               </w:rPr>
-              <w:t xml:space="preserve">10.06 (3.92–25.83)</w:t>
+              <w:t xml:space="preserve">9.28 (3.62–23.78)</w:t>
             </w:r>
           </w:p>
         </w:tc>
@@ -14615,7 +14615,7 @@
                 <w:szCs w:val="18"/>
                 <w:color w:val="000000"/>
               </w:rPr>
-              <w:t xml:space="preserve">0.91 (0.55–1.51)</w:t>
+              <w:t xml:space="preserve">0.83 (0.49–1.38)</w:t>
             </w:r>
           </w:p>
         </w:tc>
@@ -14670,7 +14670,7 @@
                 <w:szCs w:val="18"/>
                 <w:color w:val="000000"/>
               </w:rPr>
-              <w:t xml:space="preserve">0.722</w:t>
+              <w:t xml:space="preserve">0.467</w:t>
             </w:r>
           </w:p>
         </w:tc>
